--- a/adam-steinberger-resume-forward-deployed.docx
+++ b/adam-steinberger-resume-forward-deployed.docx
@@ -94,7 +94,7 @@
         <w:rPr>
           <w:b/>
         </w:rPr>
-        <w:t>Available now for forward-deployed and customer-facing AI engineering roles. Based in Greenville, SC; working US-remote.</w:t>
+        <w:t>Available now for forward-deployed and customer-facing AI engineering roles. US-remote.</w:t>
       </w:r>
     </w:p>
     <w:p>
@@ -115,7 +115,7 @@
     </w:p>
     <w:p>
       <w:r>
-        <w:t>For 13 years I've turned unclear business problems into production systems for insurance, lending, healthcare and industrial-testing teams, as an employee, a founding engineer and an independent consultant. My method is steady: discovery, a written solution, decomposition into work, then a handoff to someone I've mentored. Most recently I led AI platforms that put language models into real operational work, such as payroll, engineering reports and identity governance, with a person approving every step that can't be undone.</w:t>
+        <w:t>For 14 years I've turned unclear business problems into production systems for insurance, lending, healthcare and industrial-testing teams, as an employee, a founding engineer and an independent consultant. My method is steady: discovery, a written solution, decomposition into work, then a handoff to someone I've mentored. Most recently I led AI platforms that put language models into real operational work, such as payroll, engineering reports and identity governance, with a person approving every step that can't be undone.</w:t>
       </w:r>
     </w:p>
     <w:p>
@@ -257,7 +257,7 @@
         <w:t>(MIT; on PyPI as vibey-engine)</w:t>
       </w:r>
       <w:r>
-        <w:t>. A conductor that carries a change from a spec interview through design, build and review, handing work between Claude Code, OpenAI Codex, Cursor Agent, Google Antigravity and local open-weight models, and asking a person only for the decisions that are theirs to make. Built with AI coding agents working inside its own CI gates.</w:t>
+        <w:t>. A conductor that carries a change from a spec interview through design, build and review, handing work between Claude Code, OpenAI Codex, Cursor Agent, Google Antigravity and local open-weight models, and asking a person only for the decisions that are theirs to make. AI coding agents build it, and they answer to its own CI gates.</w:t>
       </w:r>
     </w:p>
     <w:p>
@@ -296,7 +296,7 @@
         <w:t>Held to its own gates.</w:t>
       </w:r>
       <w:r>
-        <w:t xml:space="preserve"> 100% branch-coverage floors in CI, 75 architecture decision records, a Helm chart (KEDA, kopf operator) installed on minikube in CI, and 19 releases from 450+ merged pull requests since August 2026. The design is written up as a paper and the documentation as a book.</w:t>
+        <w:t xml:space="preserve"> 100% branch-coverage floors in CI, 86 architecture decision records, and a Helm chart (KEDA, kopf operator) installed on minikube in CI. In its first two months: 596 merged pull requests and 25 releases. The design is a paper; the documentation is a book.</w:t>
       </w:r>
     </w:p>
     <w:p>
@@ -590,7 +590,7 @@
           <w:color w:val="59626D"/>
         </w:rPr>
         <w:tab/>
-        <w:t>Mar 2025 – 2026</w:t>
+        <w:t>Mar 2025 – Aug 2025</w:t>
       </w:r>
     </w:p>
     <w:p>
@@ -1025,7 +1025,7 @@
         </w:r>
       </w:hyperlink>
       <w:r>
-        <w:t>. Conductor for AI coding agents, five engine runners, the vibey-gh release tool and vibey-bootstrap. MIT; pip install vibey-engine. Contributors welcome.</w:t>
+        <w:t>. Conductor for AI coding agents, five engine runners, the vibey-gh release tool, vibey-bootstrap and krypton apps for desktop, mobile, web and VS Code. MIT; pip install vibey-engine. Contributors welcome.</w:t>
       </w:r>
     </w:p>
     <w:p>
@@ -1041,7 +1041,7 @@
         </w:r>
       </w:hyperlink>
       <w:r>
-        <w:t>. A 140-plugin Claude Code skills marketplace, shipped inside vibey.</w:t>
+        <w:t>. A 149-plugin Claude Code skills marketplace, shipped inside vibey.</w:t>
       </w:r>
     </w:p>
     <w:p>
